--- a/docs/Ext-Professionals-Operators-Guide.docx
+++ b/docs/Ext-Professionals-Operators-Guide.docx
@@ -4540,7 +4540,574 @@
           <w:sz w:val="30"/>
           <w:szCs w:val="30"/>
         </w:rPr>
-        <w:t xml:space="preserve">11. Plain-English glossary</w:t>
+        <w:t xml:space="preserve">11. Your crew — positions, hours &amp; private sign-ins</w:t>
+      </w:r>
+    </w:p>
+    <w:p>
+      <w:pPr>
+        <w:spacing w:after="120" w:line="276"/>
+      </w:pPr>
+      <w:r>
+        <w:rPr>
+          <w:color w:val="222B30"/>
+          <w:sz w:val="21"/>
+          <w:szCs w:val="21"/>
+        </w:rPr>
+        <w:t xml:space="preserve">Everything about who works, when, and what they're allowed to see.</w:t>
+      </w:r>
+    </w:p>
+    <w:p>
+      <w:pPr>
+        <w:pStyle w:val="Heading2"/>
+        <w:spacing w:after="90" w:before="220"/>
+      </w:pPr>
+      <w:r>
+        <w:rPr>
+          <w:b/>
+          <w:bCs/>
+          <w:color w:val="B57A1F"/>
+          <w:sz w:val="24"/>
+          <w:szCs w:val="24"/>
+        </w:rPr>
+        <w:t xml:space="preserve">Positions (roles)</w:t>
+      </w:r>
+    </w:p>
+    <w:p>
+      <w:pPr>
+        <w:spacing w:after="120" w:line="276"/>
+      </w:pPr>
+      <w:r>
+        <w:rPr>
+          <w:color w:val="222B30"/>
+          <w:sz w:val="21"/>
+          <w:szCs w:val="21"/>
+        </w:rPr>
+        <w:t xml:space="preserve">In Settings → Job roles you make your own positions and set what each can do: </w:t>
+      </w:r>
+      <w:r>
+        <w:rPr>
+          <w:b/>
+          <w:bCs/>
+          <w:color w:val="222B30"/>
+          <w:sz w:val="21"/>
+          <w:szCs w:val="21"/>
+        </w:rPr>
+        <w:t xml:space="preserve">Delivery</w:t>
+      </w:r>
+      <w:r>
+        <w:rPr>
+          <w:color w:val="222B30"/>
+          <w:sz w:val="21"/>
+          <w:szCs w:val="21"/>
+        </w:rPr>
+        <w:t xml:space="preserve"> (drives deliveries &amp; collections) and/or </w:t>
+      </w:r>
+      <w:r>
+        <w:rPr>
+          <w:b/>
+          <w:bCs/>
+          <w:color w:val="222B30"/>
+          <w:sz w:val="21"/>
+          <w:szCs w:val="21"/>
+        </w:rPr>
+        <w:t xml:space="preserve">Yard</w:t>
+      </w:r>
+      <w:r>
+        <w:rPr>
+          <w:color w:val="222B30"/>
+          <w:sz w:val="21"/>
+          <w:szCs w:val="21"/>
+        </w:rPr>
+        <w:t xml:space="preserve"> (will-call pickups &amp; yard returns). A role with neither — a Mechanic or Manager — is never handed a delivery or yard job, but is still a normal scheduled, paid employee. Set each person's position on their card in Team &amp; dispatch, or when you add them.</w:t>
+      </w:r>
+    </w:p>
+    <w:p>
+      <w:pPr>
+        <w:pStyle w:val="Heading2"/>
+        <w:spacing w:after="90" w:before="220"/>
+      </w:pPr>
+      <w:r>
+        <w:rPr>
+          <w:b/>
+          <w:bCs/>
+          <w:color w:val="B57A1F"/>
+          <w:sz w:val="24"/>
+          <w:szCs w:val="24"/>
+        </w:rPr>
+        <w:t xml:space="preserve">Hours &amp; the repeating week</w:t>
+      </w:r>
+    </w:p>
+    <w:p>
+      <w:pPr>
+        <w:spacing w:after="120" w:line="276"/>
+      </w:pPr>
+      <w:r>
+        <w:rPr>
+          <w:color w:val="222B30"/>
+          <w:sz w:val="21"/>
+          <w:szCs w:val="21"/>
+        </w:rPr>
+        <w:t xml:space="preserve">Tap a person's name in Team &amp; dispatch (section 4) to set their </w:t>
+      </w:r>
+      <w:r>
+        <w:rPr>
+          <w:b/>
+          <w:bCs/>
+          <w:color w:val="222B30"/>
+          <w:sz w:val="21"/>
+          <w:szCs w:val="21"/>
+        </w:rPr>
+        <w:t xml:space="preserve">repeating week</w:t>
+      </w:r>
+      <w:r>
+        <w:rPr>
+          <w:color w:val="222B30"/>
+          <w:sz w:val="21"/>
+          <w:szCs w:val="21"/>
+        </w:rPr>
+        <w:t xml:space="preserve"> once — e.g. Mon–Fri 7–4 — and it fills every week automatically, so you're not entering hours day by day. Tap any single day to override it for a day off or a late start. In Settings → “Who sets work hours,” choose whether </w:t>
+      </w:r>
+      <w:r>
+        <w:rPr>
+          <w:b/>
+          <w:bCs/>
+          <w:color w:val="222B30"/>
+          <w:sz w:val="21"/>
+          <w:szCs w:val="21"/>
+        </w:rPr>
+        <w:t xml:space="preserve">workers set their own</w:t>
+      </w:r>
+      <w:r>
+        <w:rPr>
+          <w:color w:val="222B30"/>
+          <w:sz w:val="21"/>
+          <w:szCs w:val="21"/>
+        </w:rPr>
+        <w:t xml:space="preserve">, </w:t>
+      </w:r>
+      <w:r>
+        <w:rPr>
+          <w:b/>
+          <w:bCs/>
+          <w:color w:val="222B30"/>
+          <w:sz w:val="21"/>
+          <w:szCs w:val="21"/>
+        </w:rPr>
+        <w:t xml:space="preserve">you set it for them</w:t>
+      </w:r>
+      <w:r>
+        <w:rPr>
+          <w:color w:val="222B30"/>
+          <w:sz w:val="21"/>
+          <w:szCs w:val="21"/>
+        </w:rPr>
+        <w:t xml:space="preserve">, or </w:t>
+      </w:r>
+      <w:r>
+        <w:rPr>
+          <w:b/>
+          <w:bCs/>
+          <w:color w:val="222B30"/>
+          <w:sz w:val="21"/>
+          <w:szCs w:val="21"/>
+        </w:rPr>
+        <w:t xml:space="preserve">either</w:t>
+      </w:r>
+      <w:r>
+        <w:rPr>
+          <w:color w:val="222B30"/>
+          <w:sz w:val="21"/>
+          <w:szCs w:val="21"/>
+        </w:rPr>
+        <w:t xml:space="preserve">.</w:t>
+      </w:r>
+    </w:p>
+    <w:p>
+      <w:pPr>
+        <w:pStyle w:val="Heading2"/>
+        <w:spacing w:after="90" w:before="220"/>
+      </w:pPr>
+      <w:r>
+        <w:rPr>
+          <w:b/>
+          <w:bCs/>
+          <w:color w:val="B57A1F"/>
+          <w:sz w:val="24"/>
+          <w:szCs w:val="24"/>
+        </w:rPr>
+        <w:t xml:space="preserve">Only book when someone's working</w:t>
+      </w:r>
+    </w:p>
+    <w:p>
+      <w:pPr>
+        <w:spacing w:after="120" w:line="276"/>
+      </w:pPr>
+      <w:r>
+        <w:rPr>
+          <w:color w:val="222B30"/>
+          <w:sz w:val="21"/>
+          <w:szCs w:val="21"/>
+        </w:rPr>
+        <w:t xml:space="preserve">Customers can only pick a delivery or pickup time when a qualified person is actually scheduled. In Settings → “When customers can book delivery &amp; pickup,” pick how strict to be: </w:t>
+      </w:r>
+      <w:r>
+        <w:rPr>
+          <w:b/>
+          <w:bCs/>
+          <w:color w:val="222B30"/>
+          <w:sz w:val="21"/>
+          <w:szCs w:val="21"/>
+        </w:rPr>
+        <w:t xml:space="preserve">Only when we're staffed</w:t>
+      </w:r>
+      <w:r>
+        <w:rPr>
+          <w:color w:val="222B30"/>
+          <w:sz w:val="21"/>
+          <w:szCs w:val="21"/>
+        </w:rPr>
+        <w:t xml:space="preserve">, </w:t>
+      </w:r>
+      <w:r>
+        <w:rPr>
+          <w:b/>
+          <w:bCs/>
+          <w:color w:val="222B30"/>
+          <w:sz w:val="21"/>
+          <w:szCs w:val="21"/>
+        </w:rPr>
+        <w:t xml:space="preserve">Strict up close, flexible further out</w:t>
+      </w:r>
+      <w:r>
+        <w:rPr>
+          <w:color w:val="222B30"/>
+          <w:sz w:val="21"/>
+          <w:szCs w:val="21"/>
+        </w:rPr>
+        <w:t xml:space="preserve"> (the default — near jobs must be staffed; far-out ones can still book and get assigned as the date nears), or </w:t>
+      </w:r>
+      <w:r>
+        <w:rPr>
+          <w:b/>
+          <w:bCs/>
+          <w:color w:val="222B30"/>
+          <w:sz w:val="21"/>
+          <w:szCs w:val="21"/>
+        </w:rPr>
+        <w:t xml:space="preserve">Take it now, staff it later</w:t>
+      </w:r>
+      <w:r>
+        <w:rPr>
+          <w:color w:val="222B30"/>
+          <w:sz w:val="21"/>
+          <w:szCs w:val="21"/>
+        </w:rPr>
+        <w:t xml:space="preserve">. Self drop-off never needs anyone. “How far ahead you take bookings” sets the furthest out a customer can book.</w:t>
+      </w:r>
+    </w:p>
+    <w:p>
+      <w:pPr>
+        <w:pStyle w:val="Heading2"/>
+        <w:spacing w:after="90" w:before="220"/>
+      </w:pPr>
+      <w:r>
+        <w:rPr>
+          <w:b/>
+          <w:bCs/>
+          <w:color w:val="B57A1F"/>
+          <w:sz w:val="24"/>
+          <w:szCs w:val="24"/>
+        </w:rPr>
+        <w:t xml:space="preserve">Assigning — automatic or by hand</w:t>
+      </w:r>
+    </w:p>
+    <w:p>
+      <w:pPr>
+        <w:spacing w:after="120" w:line="276"/>
+      </w:pPr>
+      <w:r>
+        <w:rPr>
+          <w:color w:val="222B30"/>
+          <w:sz w:val="21"/>
+          <w:szCs w:val="21"/>
+        </w:rPr>
+        <w:t xml:space="preserve">Jobs auto-assign to an available, qualified person the moment one is scheduled (or press “Auto-assign all”). You can always reassign by hand. If someone's out, “sick today” hands off their day's jobs; anything coming up within 3 days with nobody on it turns </w:t>
+      </w:r>
+      <w:r>
+        <w:rPr>
+          <w:b/>
+          <w:bCs/>
+          <w:color w:val="222B30"/>
+          <w:sz w:val="21"/>
+          <w:szCs w:val="21"/>
+        </w:rPr>
+        <w:t xml:space="preserve">red on your dashboard</w:t>
+      </w:r>
+      <w:r>
+        <w:rPr>
+          <w:color w:val="222B30"/>
+          <w:sz w:val="21"/>
+          <w:szCs w:val="21"/>
+        </w:rPr>
+        <w:t xml:space="preserve">, named, so it never slips through.</w:t>
+      </w:r>
+    </w:p>
+    <w:p>
+      <w:pPr>
+        <w:pStyle w:val="Heading2"/>
+        <w:spacing w:after="90" w:before="220"/>
+      </w:pPr>
+      <w:r>
+        <w:rPr>
+          <w:b/>
+          <w:bCs/>
+          <w:color w:val="B57A1F"/>
+          <w:sz w:val="24"/>
+          <w:szCs w:val="24"/>
+        </w:rPr>
+        <w:t xml:space="preserve">Each person sees only their own info</w:t>
+      </w:r>
+    </w:p>
+    <w:p>
+      <w:pPr>
+        <w:spacing w:after="120" w:line="276"/>
+      </w:pPr>
+      <w:r>
+        <w:rPr>
+          <w:color w:val="222B30"/>
+          <w:sz w:val="21"/>
+          <w:szCs w:val="21"/>
+        </w:rPr>
+        <w:t xml:space="preserve">Every crew member signs in on your public site (Team sign-in) with their phone/email and their </w:t>
+      </w:r>
+      <w:r>
+        <w:rPr>
+          <w:b/>
+          <w:bCs/>
+          <w:color w:val="222B30"/>
+          <w:sz w:val="21"/>
+          <w:szCs w:val="21"/>
+        </w:rPr>
+        <w:t xml:space="preserve">own personal PIN</w:t>
+      </w:r>
+      <w:r>
+        <w:rPr>
+          <w:color w:val="222B30"/>
+          <w:sz w:val="21"/>
+          <w:szCs w:val="21"/>
+        </w:rPr>
+        <w:t xml:space="preserve"> — which you set on their card. They see only </w:t>
+      </w:r>
+      <w:r>
+        <w:rPr>
+          <w:b/>
+          <w:bCs/>
+          <w:color w:val="222B30"/>
+          <w:sz w:val="21"/>
+          <w:szCs w:val="21"/>
+        </w:rPr>
+        <w:t xml:space="preserve">their</w:t>
+      </w:r>
+      <w:r>
+        <w:rPr>
+          <w:color w:val="222B30"/>
+          <w:sz w:val="21"/>
+          <w:szCs w:val="21"/>
+        </w:rPr>
+        <w:t xml:space="preserve"> jobs, hours, and pay — never your dashboard, another person's schedule, your customers, or the money. Give each person their own PIN so no one can open anyone else's view.</w:t>
+      </w:r>
+    </w:p>
+    <w:p>
+      <w:pPr>
+        <w:pStyle w:val="Heading1"/>
+        <w:spacing w:after="140" w:before="340"/>
+      </w:pPr>
+      <w:r>
+        <w:rPr>
+          <w:b/>
+          <w:bCs/>
+          <w:color w:val="26343C"/>
+          <w:sz w:val="30"/>
+          <w:szCs w:val="30"/>
+        </w:rPr>
+        <w:t xml:space="preserve">12. Your website &amp; getting found on Google</w:t>
+      </w:r>
+    </w:p>
+    <w:p>
+      <w:pPr>
+        <w:pStyle w:val="Heading2"/>
+        <w:spacing w:after="90" w:before="220"/>
+      </w:pPr>
+      <w:r>
+        <w:rPr>
+          <w:b/>
+          <w:bCs/>
+          <w:color w:val="B57A1F"/>
+          <w:sz w:val="24"/>
+          <w:szCs w:val="24"/>
+        </w:rPr>
+        <w:t xml:space="preserve">Your site, three ways</w:t>
+      </w:r>
+    </w:p>
+    <w:p>
+      <w:pPr>
+        <w:spacing w:after="120" w:line="276"/>
+      </w:pPr>
+      <w:r>
+        <w:rPr>
+          <w:color w:val="222B30"/>
+          <w:sz w:val="21"/>
+          <w:szCs w:val="21"/>
+        </w:rPr>
+        <w:t xml:space="preserve">In Settings → Your website, choose </w:t>
+      </w:r>
+      <w:r>
+        <w:rPr>
+          <w:b/>
+          <w:bCs/>
+          <w:color w:val="222B30"/>
+          <w:sz w:val="21"/>
+          <w:szCs w:val="21"/>
+        </w:rPr>
+        <w:t xml:space="preserve">Full site</w:t>
+      </w:r>
+      <w:r>
+        <w:rPr>
+          <w:color w:val="222B30"/>
+          <w:sz w:val="21"/>
+          <w:szCs w:val="21"/>
+        </w:rPr>
+        <w:t xml:space="preserve"> (a complete hosted page — hero, your equipment, how-it-works, why-us, plus booking), </w:t>
+      </w:r>
+      <w:r>
+        <w:rPr>
+          <w:b/>
+          <w:bCs/>
+          <w:color w:val="222B30"/>
+          <w:sz w:val="21"/>
+          <w:szCs w:val="21"/>
+        </w:rPr>
+        <w:t xml:space="preserve">Booking only</w:t>
+      </w:r>
+      <w:r>
+        <w:rPr>
+          <w:color w:val="222B30"/>
+          <w:sz w:val="21"/>
+          <w:szCs w:val="21"/>
+        </w:rPr>
+        <w:t xml:space="preserve"> (just equipment + booking, to link from your own site), or </w:t>
+      </w:r>
+      <w:r>
+        <w:rPr>
+          <w:b/>
+          <w:bCs/>
+          <w:color w:val="222B30"/>
+          <w:sz w:val="21"/>
+          <w:szCs w:val="21"/>
+        </w:rPr>
+        <w:t xml:space="preserve">Owner-only</w:t>
+      </w:r>
+      <w:r>
+        <w:rPr>
+          <w:color w:val="222B30"/>
+          <w:sz w:val="21"/>
+          <w:szCs w:val="21"/>
+        </w:rPr>
+        <w:t xml:space="preserve"> (no public page — you take bookings yourself). Every word and the hero image are editable, and the whole thing wears your logo and colors.</w:t>
+      </w:r>
+    </w:p>
+    <w:p>
+      <w:pPr>
+        <w:pStyle w:val="Heading2"/>
+        <w:spacing w:after="90" w:before="220"/>
+      </w:pPr>
+      <w:r>
+        <w:rPr>
+          <w:b/>
+          <w:bCs/>
+          <w:color w:val="B57A1F"/>
+          <w:sz w:val="24"/>
+          <w:szCs w:val="24"/>
+        </w:rPr>
+        <w:t xml:space="preserve">Put booking on your own site — link or embed</w:t>
+      </w:r>
+    </w:p>
+    <w:p>
+      <w:pPr>
+        <w:spacing w:after="120" w:line="276"/>
+      </w:pPr>
+      <w:r>
+        <w:rPr>
+          <w:color w:val="222B30"/>
+          <w:sz w:val="21"/>
+          <w:szCs w:val="21"/>
+        </w:rPr>
+        <w:t xml:space="preserve">The same card gives you two copy-paste options: a </w:t>
+      </w:r>
+      <w:r>
+        <w:rPr>
+          <w:b/>
+          <w:bCs/>
+          <w:color w:val="222B30"/>
+          <w:sz w:val="21"/>
+          <w:szCs w:val="21"/>
+        </w:rPr>
+        <w:t xml:space="preserve">link</w:t>
+      </w:r>
+      <w:r>
+        <w:rPr>
+          <w:color w:val="222B30"/>
+          <w:sz w:val="21"/>
+          <w:szCs w:val="21"/>
+        </w:rPr>
+        <w:t xml:space="preserve"> (a “Book now” button that opens your booking page) or an </w:t>
+      </w:r>
+      <w:r>
+        <w:rPr>
+          <w:b/>
+          <w:bCs/>
+          <w:color w:val="222B30"/>
+          <w:sz w:val="21"/>
+          <w:szCs w:val="21"/>
+        </w:rPr>
+        <w:t xml:space="preserve">embed</w:t>
+      </w:r>
+      <w:r>
+        <w:rPr>
+          <w:color w:val="222B30"/>
+          <w:sz w:val="21"/>
+          <w:szCs w:val="21"/>
+        </w:rPr>
+        <w:t xml:space="preserve"> (paste a snippet so booking shows up right inside your own website). Either way it's brand-themed and every booking lands in your dashboard.</w:t>
+      </w:r>
+    </w:p>
+    <w:p>
+      <w:pPr>
+        <w:pStyle w:val="Heading2"/>
+        <w:spacing w:after="90" w:before="220"/>
+      </w:pPr>
+      <w:r>
+        <w:rPr>
+          <w:b/>
+          <w:bCs/>
+          <w:color w:val="B57A1F"/>
+          <w:sz w:val="24"/>
+          <w:szCs w:val="24"/>
+        </w:rPr>
+        <w:t xml:space="preserve">Get found on Google (SEO)</w:t>
+      </w:r>
+    </w:p>
+    <w:p>
+      <w:pPr>
+        <w:spacing w:after="120" w:line="276"/>
+      </w:pPr>
+      <w:r>
+        <w:rPr>
+          <w:color w:val="222B30"/>
+          <w:sz w:val="21"/>
+          <w:szCs w:val="21"/>
+        </w:rPr>
+        <w:t xml:space="preserve">Your site already has the technical SEO built in. In Settings → “Get found on Google,” fill in three boxes in your own words — page title, description, keywords (each pre-filled with a smart suggestion) — and they become your real Google listing. Then work this checklist, which is what actually ranks a local business:</w:t>
       </w:r>
     </w:p>
     <w:p>
@@ -4556,19 +5123,19 @@
         <w:rPr>
           <w:b/>
           <w:bCs/>
-          <w:color w:val="B57A1F"/>
-          <w:sz w:val="21"/>
-          <w:szCs w:val="21"/>
-        </w:rPr>
-        <w:t xml:space="preserve">Will-call — </w:t>
-      </w:r>
-      <w:r>
-        <w:rPr>
-          <w:color w:val="222B30"/>
-          <w:sz w:val="21"/>
-          <w:szCs w:val="21"/>
-        </w:rPr>
-        <w:t xml:space="preserve">The customer comes to your yard to pick up the trailer themselves. The cheaper out option.</w:t>
+          <w:color w:val="222B30"/>
+          <w:sz w:val="21"/>
+          <w:szCs w:val="21"/>
+        </w:rPr>
+        <w:t xml:space="preserve">Set up a free Google Business Profile </w:t>
+      </w:r>
+      <w:r>
+        <w:rPr>
+          <w:color w:val="222B30"/>
+          <w:sz w:val="21"/>
+          <w:szCs w:val="21"/>
+        </w:rPr>
+        <w:t xml:space="preserve">at google.com/business — the #1 thing for showing up on Google Maps and local results.</w:t>
       </w:r>
     </w:p>
     <w:p>
@@ -4584,19 +5151,19 @@
         <w:rPr>
           <w:b/>
           <w:bCs/>
-          <w:color w:val="B57A1F"/>
-          <w:sz w:val="21"/>
-          <w:szCs w:val="21"/>
-        </w:rPr>
-        <w:t xml:space="preserve">Yard return — </w:t>
-      </w:r>
-      <w:r>
-        <w:rPr>
-          <w:color w:val="222B30"/>
-          <w:sz w:val="21"/>
-          <w:szCs w:val="21"/>
-        </w:rPr>
-        <w:t xml:space="preserve">The customer brings the trailer back to your yard themselves. The cheaper return option.</w:t>
+          <w:color w:val="222B30"/>
+          <w:sz w:val="21"/>
+          <w:szCs w:val="21"/>
+        </w:rPr>
+        <w:t xml:space="preserve">Ask every happy customer for a Google review. </w:t>
+      </w:r>
+      <w:r>
+        <w:rPr>
+          <w:color w:val="222B30"/>
+          <w:sz w:val="21"/>
+          <w:szCs w:val="21"/>
+        </w:rPr>
+        <w:t xml:space="preserve">Reviews are the biggest lever for the map results.</w:t>
       </w:r>
     </w:p>
     <w:p>
@@ -4612,19 +5179,19 @@
         <w:rPr>
           <w:b/>
           <w:bCs/>
-          <w:color w:val="B57A1F"/>
-          <w:sz w:val="21"/>
-          <w:szCs w:val="21"/>
-        </w:rPr>
-        <w:t xml:space="preserve">Delivery / Collection — </w:t>
-      </w:r>
-      <w:r>
-        <w:rPr>
-          <w:color w:val="222B30"/>
-          <w:sz w:val="21"/>
-          <w:szCs w:val="21"/>
-        </w:rPr>
-        <w:t xml:space="preserve">You send a driver to drop off (delivery) or pick up (collection). The customer pays more; you pay the driver.</w:t>
+          <w:color w:val="222B30"/>
+          <w:sz w:val="21"/>
+          <w:szCs w:val="21"/>
+        </w:rPr>
+        <w:t xml:space="preserve">Use your city + what you rent </w:t>
+      </w:r>
+      <w:r>
+        <w:rPr>
+          <w:color w:val="222B30"/>
+          <w:sz w:val="21"/>
+          <w:szCs w:val="21"/>
+        </w:rPr>
+        <w:t xml:space="preserve">in your title, description, and homepage headline.</w:t>
       </w:r>
     </w:p>
     <w:p>
@@ -4640,19 +5207,19 @@
         <w:rPr>
           <w:b/>
           <w:bCs/>
-          <w:color w:val="B57A1F"/>
-          <w:sz w:val="21"/>
-          <w:szCs w:val="21"/>
-        </w:rPr>
-        <w:t xml:space="preserve">The two legs — </w:t>
-      </w:r>
-      <w:r>
-        <w:rPr>
-          <w:color w:val="222B30"/>
-          <w:sz w:val="21"/>
-          <w:szCs w:val="21"/>
-        </w:rPr>
-        <w:t xml:space="preserve">The out trip and the return trip, scheduled separately so a long rental never ties up a driver.</w:t>
+          <w:color w:val="222B30"/>
+          <w:sz w:val="21"/>
+          <w:szCs w:val="21"/>
+        </w:rPr>
+        <w:t xml:space="preserve">Connect your own domain name </w:t>
+      </w:r>
+      <w:r>
+        <w:rPr>
+          <w:color w:val="222B30"/>
+          <w:sz w:val="21"/>
+          <w:szCs w:val="21"/>
+        </w:rPr>
+        <w:t xml:space="preserve">(e.g. yourbusiness.com) — looks legit and helps ranking.</w:t>
       </w:r>
     </w:p>
     <w:p>
@@ -4668,19 +5235,35 @@
         <w:rPr>
           <w:b/>
           <w:bCs/>
-          <w:color w:val="B57A1F"/>
-          <w:sz w:val="21"/>
-          <w:szCs w:val="21"/>
-        </w:rPr>
-        <w:t xml:space="preserve">Deposit hold — </w:t>
-      </w:r>
-      <w:r>
-        <w:rPr>
-          <w:color w:val="222B30"/>
-          <w:sz w:val="21"/>
-          <w:szCs w:val="21"/>
-        </w:rPr>
-        <w:t xml:space="preserve">A refundable authorization on the card, released at return. Not a charge.</w:t>
+          <w:color w:val="222B30"/>
+          <w:sz w:val="21"/>
+          <w:szCs w:val="21"/>
+        </w:rPr>
+        <w:t xml:space="preserve">List your business in a few local directories </w:t>
+      </w:r>
+      <w:r>
+        <w:rPr>
+          <w:color w:val="222B30"/>
+          <w:sz w:val="21"/>
+          <w:szCs w:val="21"/>
+        </w:rPr>
+        <w:t xml:space="preserve">(Yelp, Bing Places, your chamber) with the same name/address/phone everywhere.</w:t>
+      </w:r>
+    </w:p>
+    <w:p>
+      <w:pPr>
+        <w:pStyle w:val="Heading1"/>
+        <w:spacing w:after="140" w:before="340"/>
+      </w:pPr>
+      <w:r>
+        <w:rPr>
+          <w:b/>
+          <w:bCs/>
+          <w:color w:val="26343C"/>
+          <w:sz w:val="30"/>
+          <w:szCs w:val="30"/>
+        </w:rPr>
+        <w:t xml:space="preserve">13. Plain-English glossary</w:t>
       </w:r>
     </w:p>
     <w:p>
@@ -4700,15 +5283,15 @@
           <w:sz w:val="21"/>
           <w:szCs w:val="21"/>
         </w:rPr>
-        <w:t xml:space="preserve">COI — </w:t>
-      </w:r>
-      <w:r>
-        <w:rPr>
-          <w:color w:val="222B30"/>
-          <w:sz w:val="21"/>
-          <w:szCs w:val="21"/>
-        </w:rPr>
-        <w:t xml:space="preserve">Certificate of Insurance — proof of coverage, mainly for commercial customers. Tracked per booking.</w:t>
+        <w:t xml:space="preserve">Will-call — </w:t>
+      </w:r>
+      <w:r>
+        <w:rPr>
+          <w:color w:val="222B30"/>
+          <w:sz w:val="21"/>
+          <w:szCs w:val="21"/>
+        </w:rPr>
+        <w:t xml:space="preserve">The customer comes to your yard to pick up the trailer themselves. The cheaper out option.</w:t>
       </w:r>
     </w:p>
     <w:p>
@@ -4728,15 +5311,15 @@
           <w:sz w:val="21"/>
           <w:szCs w:val="21"/>
         </w:rPr>
-        <w:t xml:space="preserve">Needs dispatch — </w:t>
-      </w:r>
-      <w:r>
-        <w:rPr>
-          <w:color w:val="222B30"/>
-          <w:sz w:val="21"/>
-          <w:szCs w:val="21"/>
-        </w:rPr>
-        <w:t xml:space="preserve">The queue of delivery/collection runs that don't have a driver assigned yet.</w:t>
+        <w:t xml:space="preserve">Yard return — </w:t>
+      </w:r>
+      <w:r>
+        <w:rPr>
+          <w:color w:val="222B30"/>
+          <w:sz w:val="21"/>
+          <w:szCs w:val="21"/>
+        </w:rPr>
+        <w:t xml:space="preserve">The customer brings the trailer back to your yard themselves. The cheaper return option.</w:t>
       </w:r>
     </w:p>
     <w:p>
@@ -4756,15 +5339,15 @@
           <w:sz w:val="21"/>
           <w:szCs w:val="21"/>
         </w:rPr>
-        <w:t xml:space="preserve">“No driver free” — </w:t>
-      </w:r>
-      <w:r>
-        <w:rPr>
-          <w:color w:val="222B30"/>
-          <w:sz w:val="21"/>
-          <w:szCs w:val="21"/>
-        </w:rPr>
-        <w:t xml:space="preserve">A status (not a fee) meaning no available driver for that run's date and time yet — you'll assign it as the date approaches.</w:t>
+        <w:t xml:space="preserve">Delivery / Collection — </w:t>
+      </w:r>
+      <w:r>
+        <w:rPr>
+          <w:color w:val="222B30"/>
+          <w:sz w:val="21"/>
+          <w:szCs w:val="21"/>
+        </w:rPr>
+        <w:t xml:space="preserve">You send a driver to drop off (delivery) or pick up (collection). The customer pays more; you pay the driver.</w:t>
       </w:r>
     </w:p>
     <w:p>
@@ -4784,15 +5367,15 @@
           <w:sz w:val="21"/>
           <w:szCs w:val="21"/>
         </w:rPr>
-        <w:t xml:space="preserve">Damage waiver — </w:t>
-      </w:r>
-      <w:r>
-        <w:rPr>
-          <w:color w:val="222B30"/>
-          <w:sz w:val="21"/>
-          <w:szCs w:val="21"/>
-        </w:rPr>
-        <w:t xml:space="preserve">An optional add-on that caps the customer's cost if something goes wrong. 12% of the rental.</w:t>
+        <w:t xml:space="preserve">The two legs — </w:t>
+      </w:r>
+      <w:r>
+        <w:rPr>
+          <w:color w:val="222B30"/>
+          <w:sz w:val="21"/>
+          <w:szCs w:val="21"/>
+        </w:rPr>
+        <w:t xml:space="preserve">The out trip and the return trip, scheduled separately so a long rental never ties up a driver.</w:t>
       </w:r>
     </w:p>
     <w:p>
@@ -4812,15 +5395,15 @@
           <w:sz w:val="21"/>
           <w:szCs w:val="21"/>
         </w:rPr>
-        <w:t xml:space="preserve">Availability-gating — </w:t>
-      </w:r>
-      <w:r>
-        <w:rPr>
-          <w:color w:val="222B30"/>
-          <w:sz w:val="21"/>
-          <w:szCs w:val="21"/>
-        </w:rPr>
-        <w:t xml:space="preserve">The app won't let a customer book a slot you can't actually staff — so you never promise what you can't deliver.</w:t>
+        <w:t xml:space="preserve">Deposit hold — </w:t>
+      </w:r>
+      <w:r>
+        <w:rPr>
+          <w:color w:val="222B30"/>
+          <w:sz w:val="21"/>
+          <w:szCs w:val="21"/>
+        </w:rPr>
+        <w:t xml:space="preserve">A refundable authorization on the card, released at return. Not a charge.</w:t>
       </w:r>
     </w:p>
     <w:p>
@@ -4840,15 +5423,15 @@
           <w:sz w:val="21"/>
           <w:szCs w:val="21"/>
         </w:rPr>
-        <w:t xml:space="preserve">Equipment (product) vs. unit — </w:t>
-      </w:r>
-      <w:r>
-        <w:rPr>
-          <w:color w:val="222B30"/>
-          <w:sz w:val="21"/>
-          <w:szCs w:val="21"/>
-        </w:rPr>
-        <w:t xml:space="preserve">A “product” is a kind of thing you rent (e.g. a 7×14 Dump). A “unit” is one physical one you own (7×14-A). Add equipment = new product; Add unit = one more of it.</w:t>
+        <w:t xml:space="preserve">COI — </w:t>
+      </w:r>
+      <w:r>
+        <w:rPr>
+          <w:color w:val="222B30"/>
+          <w:sz w:val="21"/>
+          <w:szCs w:val="21"/>
+        </w:rPr>
+        <w:t xml:space="preserve">Certificate of Insurance — proof of coverage, mainly for commercial customers. Tracked per booking.</w:t>
       </w:r>
     </w:p>
     <w:p>
@@ -4868,15 +5451,15 @@
           <w:sz w:val="21"/>
           <w:szCs w:val="21"/>
         </w:rPr>
-        <w:t xml:space="preserve">ROI — </w:t>
-      </w:r>
-      <w:r>
-        <w:rPr>
-          <w:color w:val="222B30"/>
-          <w:sz w:val="21"/>
-          <w:szCs w:val="21"/>
-        </w:rPr>
-        <w:t xml:space="preserve">Return on investment — how much a unit has earned versus what you paid for it. Shown on the Insights tab.</w:t>
+        <w:t xml:space="preserve">Needs dispatch — </w:t>
+      </w:r>
+      <w:r>
+        <w:rPr>
+          <w:color w:val="222B30"/>
+          <w:sz w:val="21"/>
+          <w:szCs w:val="21"/>
+        </w:rPr>
+        <w:t xml:space="preserve">The queue of delivery/collection runs that don't have a driver assigned yet.</w:t>
       </w:r>
     </w:p>
     <w:p>
@@ -4896,44 +5479,15 @@
           <w:sz w:val="21"/>
           <w:szCs w:val="21"/>
         </w:rPr>
-        <w:t xml:space="preserve">Utilization — </w:t>
-      </w:r>
-      <w:r>
-        <w:rPr>
-          <w:color w:val="222B30"/>
-          <w:sz w:val="21"/>
-          <w:szCs w:val="21"/>
-        </w:rPr>
-        <w:t xml:space="preserve">How much of the time your trailers are out earning rather than sitting idle.</w:t>
-      </w:r>
-    </w:p>
-    <w:p>
-      <w:pPr>
-        <w:pStyle w:val="Heading1"/>
-        <w:spacing w:after="140" w:before="340"/>
-      </w:pPr>
-      <w:r>
-        <w:rPr>
-          <w:b/>
-          <w:bCs/>
-          <w:color w:val="26343C"/>
-          <w:sz w:val="30"/>
-          <w:szCs w:val="30"/>
-        </w:rPr>
-        <w:t xml:space="preserve">12. Good to know right now</w:t>
-      </w:r>
-    </w:p>
-    <w:p>
-      <w:pPr>
-        <w:spacing w:after="120" w:line="276"/>
-      </w:pPr>
-      <w:r>
-        <w:rPr>
-          <w:color w:val="222B30"/>
-          <w:sz w:val="21"/>
-          <w:szCs w:val="21"/>
-        </w:rPr>
-        <w:t xml:space="preserve">An honest picture of where the platform stands today, so nothing surprises you:</w:t>
+        <w:t xml:space="preserve">“No driver free” — </w:t>
+      </w:r>
+      <w:r>
+        <w:rPr>
+          <w:color w:val="222B30"/>
+          <w:sz w:val="21"/>
+          <w:szCs w:val="21"/>
+        </w:rPr>
+        <w:t xml:space="preserve">A status (not a fee) meaning no available driver for that run's date and time yet — you'll assign it as the date approaches.</w:t>
       </w:r>
     </w:p>
     <w:p>
@@ -4949,19 +5503,19 @@
         <w:rPr>
           <w:b/>
           <w:bCs/>
-          <w:color w:val="222B30"/>
-          <w:sz w:val="21"/>
-          <w:szCs w:val="21"/>
-        </w:rPr>
-        <w:t xml:space="preserve">It's live and real. </w:t>
-      </w:r>
-      <w:r>
-        <w:rPr>
-          <w:color w:val="222B30"/>
-          <w:sz w:val="21"/>
-          <w:szCs w:val="21"/>
-        </w:rPr>
-        <w:t xml:space="preserve">The app is deployed and working — you can use it from any browser, now behind an owner password.</w:t>
+          <w:color w:val="B57A1F"/>
+          <w:sz w:val="21"/>
+          <w:szCs w:val="21"/>
+        </w:rPr>
+        <w:t xml:space="preserve">Damage waiver — </w:t>
+      </w:r>
+      <w:r>
+        <w:rPr>
+          <w:color w:val="222B30"/>
+          <w:sz w:val="21"/>
+          <w:szCs w:val="21"/>
+        </w:rPr>
+        <w:t xml:space="preserve">An optional add-on that caps the customer's cost if something goes wrong. 12% of the rental.</w:t>
       </w:r>
     </w:p>
     <w:p>
@@ -4977,19 +5531,19 @@
         <w:rPr>
           <w:b/>
           <w:bCs/>
-          <w:color w:val="222B30"/>
-          <w:sz w:val="21"/>
-          <w:szCs w:val="21"/>
-        </w:rPr>
-        <w:t xml:space="preserve">Sample data is loaded. </w:t>
-      </w:r>
-      <w:r>
-        <w:rPr>
-          <w:color w:val="222B30"/>
-          <w:sz w:val="21"/>
-          <w:szCs w:val="21"/>
-        </w:rPr>
-        <w:t xml:space="preserve">The trailers, drivers, and bookings you see now are realistic examples so the screens aren't empty. Your real data replaces them as you go.</w:t>
+          <w:color w:val="B57A1F"/>
+          <w:sz w:val="21"/>
+          <w:szCs w:val="21"/>
+        </w:rPr>
+        <w:t xml:space="preserve">Availability-gating — </w:t>
+      </w:r>
+      <w:r>
+        <w:rPr>
+          <w:color w:val="222B30"/>
+          <w:sz w:val="21"/>
+          <w:szCs w:val="21"/>
+        </w:rPr>
+        <w:t xml:space="preserve">The app won't let a customer book a slot you can't actually staff — so you never promise what you can't deliver.</w:t>
       </w:r>
     </w:p>
     <w:p>
@@ -5005,19 +5559,19 @@
         <w:rPr>
           <w:b/>
           <w:bCs/>
-          <w:color w:val="222B30"/>
-          <w:sz w:val="21"/>
-          <w:szCs w:val="21"/>
-        </w:rPr>
-        <w:t xml:space="preserve">Browser-only for the moment. </w:t>
-      </w:r>
-      <w:r>
-        <w:rPr>
-          <w:color w:val="222B30"/>
-          <w:sz w:val="21"/>
-          <w:szCs w:val="21"/>
-        </w:rPr>
-        <w:t xml:space="preserve">Right now the app remembers everything in the browser you use — including your logo and settings. Sharing one live set of data across phones and laptops (and never losing it) is the next big step (“Phase 2 — the shared database”).</w:t>
+          <w:color w:val="B57A1F"/>
+          <w:sz w:val="21"/>
+          <w:szCs w:val="21"/>
+        </w:rPr>
+        <w:t xml:space="preserve">Equipment (product) vs. unit — </w:t>
+      </w:r>
+      <w:r>
+        <w:rPr>
+          <w:color w:val="222B30"/>
+          <w:sz w:val="21"/>
+          <w:szCs w:val="21"/>
+        </w:rPr>
+        <w:t xml:space="preserve">A “product” is a kind of thing you rent (e.g. a 7×14 Dump). A “unit” is one physical one you own (7×14-A). Add equipment = new product; Add unit = one more of it.</w:t>
       </w:r>
     </w:p>
     <w:p>
@@ -5033,19 +5587,19 @@
         <w:rPr>
           <w:b/>
           <w:bCs/>
-          <w:color w:val="222B30"/>
-          <w:sz w:val="21"/>
-          <w:szCs w:val="21"/>
-        </w:rPr>
-        <w:t xml:space="preserve">Sign-in is a simple gate for now. </w:t>
-      </w:r>
-      <w:r>
-        <w:rPr>
-          <w:color w:val="222B30"/>
-          <w:sz w:val="21"/>
-          <w:szCs w:val="21"/>
-        </w:rPr>
-        <w:t xml:space="preserve">One shared owner password protects the dashboard. Individual staff accounts, roles, and secure passwords come with the database phase.</w:t>
+          <w:color w:val="B57A1F"/>
+          <w:sz w:val="21"/>
+          <w:szCs w:val="21"/>
+        </w:rPr>
+        <w:t xml:space="preserve">ROI — </w:t>
+      </w:r>
+      <w:r>
+        <w:rPr>
+          <w:color w:val="222B30"/>
+          <w:sz w:val="21"/>
+          <w:szCs w:val="21"/>
+        </w:rPr>
+        <w:t xml:space="preserve">Return on investment — how much a unit has earned versus what you paid for it. Shown on the Insights tab.</w:t>
       </w:r>
     </w:p>
     <w:p>
@@ -5061,6 +5615,175 @@
         <w:rPr>
           <w:b/>
           <w:bCs/>
+          <w:color w:val="B57A1F"/>
+          <w:sz w:val="21"/>
+          <w:szCs w:val="21"/>
+        </w:rPr>
+        <w:t xml:space="preserve">Utilization — </w:t>
+      </w:r>
+      <w:r>
+        <w:rPr>
+          <w:color w:val="222B30"/>
+          <w:sz w:val="21"/>
+          <w:szCs w:val="21"/>
+        </w:rPr>
+        <w:t xml:space="preserve">How much of the time your trailers are out earning rather than sitting idle.</w:t>
+      </w:r>
+    </w:p>
+    <w:p>
+      <w:pPr>
+        <w:pStyle w:val="Heading1"/>
+        <w:spacing w:after="140" w:before="340"/>
+      </w:pPr>
+      <w:r>
+        <w:rPr>
+          <w:b/>
+          <w:bCs/>
+          <w:color w:val="26343C"/>
+          <w:sz w:val="30"/>
+          <w:szCs w:val="30"/>
+        </w:rPr>
+        <w:t xml:space="preserve">14. Good to know right now</w:t>
+      </w:r>
+    </w:p>
+    <w:p>
+      <w:pPr>
+        <w:spacing w:after="120" w:line="276"/>
+      </w:pPr>
+      <w:r>
+        <w:rPr>
+          <w:color w:val="222B30"/>
+          <w:sz w:val="21"/>
+          <w:szCs w:val="21"/>
+        </w:rPr>
+        <w:t xml:space="preserve">An honest picture of where the platform stands today, so nothing surprises you:</w:t>
+      </w:r>
+    </w:p>
+    <w:p>
+      <w:pPr>
+        <w:pStyle w:val="ListParagraph"/>
+        <w:numPr>
+          <w:ilvl w:val="0"/>
+          <w:numId w:val="2"/>
+        </w:numPr>
+        <w:spacing w:after="70" w:line="272"/>
+      </w:pPr>
+      <w:r>
+        <w:rPr>
+          <w:b/>
+          <w:bCs/>
+          <w:color w:val="222B30"/>
+          <w:sz w:val="21"/>
+          <w:szCs w:val="21"/>
+        </w:rPr>
+        <w:t xml:space="preserve">It's live and real. </w:t>
+      </w:r>
+      <w:r>
+        <w:rPr>
+          <w:color w:val="222B30"/>
+          <w:sz w:val="21"/>
+          <w:szCs w:val="21"/>
+        </w:rPr>
+        <w:t xml:space="preserve">The app is deployed and working from any browser, behind your owner password.</w:t>
+      </w:r>
+    </w:p>
+    <w:p>
+      <w:pPr>
+        <w:pStyle w:val="ListParagraph"/>
+        <w:numPr>
+          <w:ilvl w:val="0"/>
+          <w:numId w:val="2"/>
+        </w:numPr>
+        <w:spacing w:after="70" w:line="272"/>
+      </w:pPr>
+      <w:r>
+        <w:rPr>
+          <w:b/>
+          <w:bCs/>
+          <w:color w:val="222B30"/>
+          <w:sz w:val="21"/>
+          <w:szCs w:val="21"/>
+        </w:rPr>
+        <w:t xml:space="preserve">Your data is in the cloud. </w:t>
+      </w:r>
+      <w:r>
+        <w:rPr>
+          <w:color w:val="222B30"/>
+          <w:sz w:val="21"/>
+          <w:szCs w:val="21"/>
+        </w:rPr>
+        <w:t xml:space="preserve">Everything — bookings, settings, logo, crew — saves to a cloud database and syncs across your devices and your crew's. The browser keeps an offline copy as backup.</w:t>
+      </w:r>
+    </w:p>
+    <w:p>
+      <w:pPr>
+        <w:pStyle w:val="ListParagraph"/>
+        <w:numPr>
+          <w:ilvl w:val="0"/>
+          <w:numId w:val="2"/>
+        </w:numPr>
+        <w:spacing w:after="70" w:line="272"/>
+      </w:pPr>
+      <w:r>
+        <w:rPr>
+          <w:b/>
+          <w:bCs/>
+          <w:color w:val="222B30"/>
+          <w:sz w:val="21"/>
+          <w:szCs w:val="21"/>
+        </w:rPr>
+        <w:t xml:space="preserve">Sample data is loaded. </w:t>
+      </w:r>
+      <w:r>
+        <w:rPr>
+          <w:color w:val="222B30"/>
+          <w:sz w:val="21"/>
+          <w:szCs w:val="21"/>
+        </w:rPr>
+        <w:t xml:space="preserve">The trailers, drivers, and bookings you see are realistic examples so the screens aren't empty. Your real data replaces them as you go.</w:t>
+      </w:r>
+    </w:p>
+    <w:p>
+      <w:pPr>
+        <w:pStyle w:val="ListParagraph"/>
+        <w:numPr>
+          <w:ilvl w:val="0"/>
+          <w:numId w:val="2"/>
+        </w:numPr>
+        <w:spacing w:after="70" w:line="272"/>
+      </w:pPr>
+      <w:r>
+        <w:rPr>
+          <w:b/>
+          <w:bCs/>
+          <w:color w:val="222B30"/>
+          <w:sz w:val="21"/>
+          <w:szCs w:val="21"/>
+        </w:rPr>
+        <w:t xml:space="preserve">Crew have their own private sign-ins. </w:t>
+      </w:r>
+      <w:r>
+        <w:rPr>
+          <w:color w:val="222B30"/>
+          <w:sz w:val="21"/>
+          <w:szCs w:val="21"/>
+        </w:rPr>
+        <w:t xml:space="preserve">Each person signs in with their own PIN and sees only their own jobs, hours, and pay. Your owner dashboard stays behind your password.</w:t>
+      </w:r>
+    </w:p>
+    <w:p>
+      <w:pPr>
+        <w:pStyle w:val="ListParagraph"/>
+        <w:numPr>
+          <w:ilvl w:val="0"/>
+          <w:numId w:val="2"/>
+        </w:numPr>
+        <w:spacing w:after="70" w:line="272"/>
+      </w:pPr>
+      <w:r>
+        <w:rPr>
+          <w:b/>
+          <w:bCs/>
           <w:color w:val="222B30"/>
           <w:sz w:val="21"/>
           <w:szCs w:val="21"/>
@@ -5073,7 +5796,35 @@
           <w:sz w:val="21"/>
           <w:szCs w:val="21"/>
         </w:rPr>
-        <w:t xml:space="preserve">Real card charges, booking confirmations, and driver notifications are planned phases — the workflows are built and waiting to be switched on.</w:t>
+        <w:t xml:space="preserve">Real card charges, booking confirmations, reminders, and driver notifications are built and waiting to be switched on — they run as realistic previews until the payment and texting services are connected.</w:t>
+      </w:r>
+    </w:p>
+    <w:p>
+      <w:pPr>
+        <w:pStyle w:val="ListParagraph"/>
+        <w:numPr>
+          <w:ilvl w:val="0"/>
+          <w:numId w:val="2"/>
+        </w:numPr>
+        <w:spacing w:after="70" w:line="272"/>
+      </w:pPr>
+      <w:r>
+        <w:rPr>
+          <w:b/>
+          <w:bCs/>
+          <w:color w:val="222B30"/>
+          <w:sz w:val="21"/>
+          <w:szCs w:val="21"/>
+        </w:rPr>
+        <w:t xml:space="preserve">Selling it to other businesses is the next chapter. </w:t>
+      </w:r>
+      <w:r>
+        <w:rPr>
+          <w:color w:val="222B30"/>
+          <w:sz w:val="21"/>
+          <w:szCs w:val="21"/>
+        </w:rPr>
+        <w:t xml:space="preserve">The software is built to become a product other rental companies pay for. Before that, it needs real separate accounts so each business's data is walled off, plus live payments and billing — the plan for that is written down (see the build plan).</w:t>
       </w:r>
     </w:p>
     <w:p>
@@ -5143,7 +5894,7 @@
                 <w:sz w:val="21"/>
                 <w:szCs w:val="21"/>
               </w:rPr>
-              <w:t xml:space="preserve">The rest is turning on the plumbing — shared data, logins, real payments, and automatic messages — one phase at a time.</w:t>
+              <w:t xml:space="preserve">The rest is turning on the plumbing — real payments, automatic messages, and separate accounts for selling it on — one step at a time.</w:t>
             </w:r>
           </w:p>
         </w:tc>
